--- a/docs/Internship_Completion_Certificate.docx
+++ b/docs/Internship_Completion_Certificate.docx
@@ -185,7 +185,7 @@
           <w:i w:val="0"/>
           <w:sz w:val="24"/>
         </w:rPr>
-        <w:t>__________________________________</w:t>
+        <w:t>Manreet Gill</w:t>
       </w:r>
       <w:r>
         <w:rPr>
@@ -203,7 +203,7 @@
           <w:i w:val="0"/>
           <w:sz w:val="24"/>
         </w:rPr>
-        <w:t>__________________</w:t>
+        <w:t>24BCS10479</w:t>
       </w:r>
       <w:r>
         <w:rPr>
@@ -221,7 +221,7 @@
           <w:i w:val="0"/>
           <w:sz w:val="24"/>
         </w:rPr>
-        <w:t xml:space="preserve"> a student of </w:t>
+        <w:t xml:space="preserve"> a student of the </w:t>
       </w:r>
       <w:r>
         <w:rPr>
@@ -230,7 +230,7 @@
           <w:i w:val="0"/>
           <w:sz w:val="24"/>
         </w:rPr>
-        <w:t>__________________________________</w:t>
+        <w:t>Bachelor of Engineering (Computer Science &amp; Engineering)</w:t>
       </w:r>
       <w:r>
         <w:rPr>
@@ -239,34 +239,7 @@
           <w:i w:val="0"/>
           <w:sz w:val="24"/>
         </w:rPr>
-        <w:t xml:space="preserve"> (Programme / Branch: </w:t>
-      </w:r>
-      <w:r>
-        <w:rPr>
-          <w:rFonts w:ascii="Calibri" w:hAnsi="Calibri"/>
-          <w:b w:val="0"/>
-          <w:i w:val="0"/>
-          <w:sz w:val="24"/>
-        </w:rPr>
-        <w:t>______________________</w:t>
-      </w:r>
-      <w:r>
-        <w:rPr>
-          <w:rFonts w:ascii="Calibri" w:hAnsi="Calibri"/>
-          <w:b w:val="0"/>
-          <w:i w:val="0"/>
-          <w:sz w:val="24"/>
-        </w:rPr>
-        <w:t>)</w:t>
-      </w:r>
-      <w:r>
-        <w:rPr>
-          <w:rFonts w:ascii="Calibri" w:hAnsi="Calibri"/>
-          <w:b w:val="0"/>
-          <w:i w:val="0"/>
-          <w:sz w:val="24"/>
-        </w:rPr>
-        <w:t xml:space="preserve"> at Chandigarh University, has successfully completed his/her industrial training / internship at Satia Industries Limited.</w:t>
+        <w:t xml:space="preserve"> programme, Department of Computer Science &amp; Engineering, Chandigarh University, has successfully completed his/her industrial training / internship at Satia Industries Limited.</w:t>
       </w:r>
     </w:p>
     <w:p>
@@ -281,7 +254,7 @@
           <w:i w:val="0"/>
           <w:sz w:val="24"/>
         </w:rPr>
-        <w:t xml:space="preserve">The internship was carried out from </w:t>
+        <w:t>The internship was carried out from 25 May 2026 to 10 July 2026 in the Information Technology (IT) department, during which the intern worked on the project titled “Smart Paper Mill Production Monitoring Dashboard”.</w:t>
       </w:r>
       <w:r>
         <w:rPr>
@@ -290,7 +263,6 @@
           <w:i w:val="0"/>
           <w:sz w:val="24"/>
         </w:rPr>
-        <w:t>__________________</w:t>
       </w:r>
       <w:r>
         <w:rPr>
@@ -299,7 +271,6 @@
           <w:i w:val="0"/>
           <w:sz w:val="24"/>
         </w:rPr>
-        <w:t xml:space="preserve"> to </w:t>
       </w:r>
       <w:r>
         <w:rPr>
@@ -308,7 +279,6 @@
           <w:i w:val="0"/>
           <w:sz w:val="24"/>
         </w:rPr>
-        <w:t>__________________</w:t>
       </w:r>
       <w:r>
         <w:rPr>
@@ -317,7 +287,14 @@
           <w:i w:val="0"/>
           <w:sz w:val="24"/>
         </w:rPr>
-        <w:t xml:space="preserve"> in the </w:t>
+      </w:r>
+      <w:r>
+        <w:rPr>
+          <w:rFonts w:ascii="Calibri" w:hAnsi="Calibri"/>
+          <w:b/>
+          <w:i w:val="0"/>
+          <w:sz w:val="24"/>
+        </w:rPr>
       </w:r>
       <w:r>
         <w:rPr>
@@ -326,7 +303,14 @@
           <w:i w:val="0"/>
           <w:sz w:val="24"/>
         </w:rPr>
-        <w:t>______________________</w:t>
+      </w:r>
+      <w:r>
+        <w:rPr>
+          <w:rFonts w:ascii="Calibri" w:hAnsi="Calibri"/>
+          <w:b/>
+          <w:i/>
+          <w:sz w:val="24"/>
+        </w:rPr>
       </w:r>
       <w:r>
         <w:rPr>
@@ -335,25 +319,6 @@
           <w:i w:val="0"/>
           <w:sz w:val="24"/>
         </w:rPr>
-        <w:t xml:space="preserve"> department, during which the intern worked on the project titled </w:t>
-      </w:r>
-      <w:r>
-        <w:rPr>
-          <w:rFonts w:ascii="Calibri" w:hAnsi="Calibri"/>
-          <w:b/>
-          <w:i/>
-          <w:sz w:val="24"/>
-        </w:rPr>
-        <w:t>“Smart Paper Mill Production Monitoring Dashboard”</w:t>
-      </w:r>
-      <w:r>
-        <w:rPr>
-          <w:rFonts w:ascii="Calibri" w:hAnsi="Calibri"/>
-          <w:b w:val="0"/>
-          <w:i w:val="0"/>
-          <w:sz w:val="24"/>
-        </w:rPr>
-        <w:t>.</w:t>
       </w:r>
     </w:p>
     <w:p>
@@ -503,11 +468,11 @@
             <w:r>
               <w:rPr>
                 <w:rFonts w:ascii="Calibri" w:hAnsi="Calibri"/>
-                <w:b w:val="0"/>
+                <w:b/>
                 <w:i w:val="0"/>
                 <w:sz w:val="21"/>
               </w:rPr>
-              <w:t>Name: __________________</w:t>
+              <w:t>Name: Mr. Surinder Mehra</w:t>
             </w:r>
           </w:p>
           <w:p>
@@ -517,11 +482,11 @@
             <w:r>
               <w:rPr>
                 <w:rFonts w:ascii="Calibri" w:hAnsi="Calibri"/>
-                <w:b w:val="0"/>
+                <w:b/>
                 <w:i w:val="0"/>
                 <w:sz w:val="21"/>
               </w:rPr>
-              <w:t>Designation: ____________</w:t>
+              <w:t>Designation: IT Head, Satia Industries Ltd.</w:t>
             </w:r>
           </w:p>
           <w:p>
